--- a/07_LEAD_MAGNETS/05_KEPK_Template_Informed_Consent_dan_Assent_Bebas_RedFlags.docx
+++ b/07_LEAD_MAGNETS/05_KEPK_Template_Informed_Consent_dan_Assent_Bebas_RedFlags.docx
@@ -3,119 +3,181 @@
 <w:document xmlns:wpc="http://schemas.microsoft.com/office/word/2010/wordprocessingCanvas" xmlns:mo="http://schemas.microsoft.com/office/mac/office/2008/main" xmlns:mc="http://schemas.openxmlformats.org/markup-compatibility/2006" xmlns:mv="urn:schemas-microsoft-com:mac:vml" xmlns:o="urn:schemas-microsoft-com:office:office" xmlns:r="http://schemas.openxmlformats.org/officeDocument/2006/relationships" xmlns:m="http://schemas.openxmlformats.org/officeDocument/2006/math" xmlns:v="urn:schemas-microsoft-com:vml" xmlns:wp14="http://schemas.microsoft.com/office/word/2010/wordprocessingDrawing" xmlns:wp="http://schemas.openxmlformats.org/drawingml/2006/wordprocessingDrawing" xmlns:w10="urn:schemas-microsoft-com:office:word" xmlns:w="http://schemas.openxmlformats.org/wordprocessingml/2006/main" xmlns:w14="http://schemas.microsoft.com/office/word/2010/wordml" xmlns:wpg="http://schemas.microsoft.com/office/word/2010/wordprocessingGroup" xmlns:wpi="http://schemas.microsoft.com/office/word/2010/wordprocessingInk" xmlns:wne="http://schemas.microsoft.com/office/word/2006/wordml" xmlns:wps="http://schemas.microsoft.com/office/word/2010/wordprocessingShape" mc:Ignorable="w14 wp14">
   <w:body>
     <w:p>
+      <w:pPr>
+        <w:jc w:val="center"/>
+      </w:pPr>
       <w:r>
         <w:rPr>
+          <w:rFonts w:ascii="Times New Roman" w:hAnsi="Times New Roman"/>
           <w:b/>
-          <w:color w:val="E85929"/>
-          <w:sz w:val="20"/>
+          <w:i w:val="0"/>
+          <w:color w:val="000000"/>
+          <w:sz w:val="26"/>
+          <w:rFonts w:ascii="Times New Roman" w:hAnsi="Times New Roman" w:cs="Times New Roman" w:eastAsia="Times New Roman"/>
         </w:rPr>
-        <w:t>NASKAH.FK — ETHICAL CLEARANCE SUITE</w:t>
+        <w:t>NASKAH PENJELASAN SEBELUM PERSETUJUAN (PSP), INFORMED CONSENT, DAN ASSENT FORM</w:t>
         <w:br/>
       </w:r>
       <w:r>
         <w:rPr>
-          <w:b/>
-          <w:color w:val="071726"/>
-          <w:sz w:val="30"/>
+          <w:rFonts w:ascii="Times New Roman" w:hAnsi="Times New Roman"/>
+          <w:b w:val="0"/>
+          <w:i/>
+          <w:color w:val="000000"/>
+          <w:sz w:val="22"/>
+          <w:rFonts w:ascii="Times New Roman" w:hAnsi="Times New Roman" w:cs="Times New Roman" w:eastAsia="Times New Roman"/>
         </w:rPr>
-        <w:t>Template Baku Naskah Penjelasan (PSP), Informed Consent, dan Assent Form</w:t>
-      </w:r>
-    </w:p>
-    <w:p>
-      <w:r>
-        <w:t>Template standar KEPK bebas red flags etika penelitian kedokteran.</w:t>
-      </w:r>
-    </w:p>
-    <w:p>
-      <w:r>
-        <w:t>―――――――――――――――――――――――――――――――――――――――――――――</w:t>
+        <w:t>Standar Baku Dokumen Komisi Etik Penelitian Kesehatan (KEPK) — NASKAH.FK</w:t>
       </w:r>
     </w:p>
     <w:p>
       <w:pPr>
         <w:pStyle w:val="Heading1"/>
+        <w:spacing w:before="240" w:after="80"/>
       </w:pPr>
       <w:r>
+        <w:rPr>
+          <w:rFonts w:ascii="Times New Roman" w:hAnsi="Times New Roman"/>
+          <w:b/>
+          <w:i w:val="0"/>
+          <w:color w:val="000000"/>
+          <w:sz w:val="24"/>
+          <w:rFonts w:ascii="Times New Roman" w:hAnsi="Times New Roman" w:cs="Times New Roman" w:eastAsia="Times New Roman"/>
+        </w:rPr>
         <w:t>BAGIAN A: PENJELASAN SEBELUM PERSETUJUAN (PSP)</w:t>
       </w:r>
     </w:p>
     <w:p>
+      <w:pPr>
+        <w:jc w:val="both"/>
+      </w:pPr>
       <w:r>
-        <w:t>Judul Penelitian: [Tuliskan Judul Tanpa Singkatan]</w:t>
+        <w:rPr>
+          <w:rFonts w:ascii="Times New Roman" w:hAnsi="Times New Roman"/>
+          <w:b w:val="0"/>
+          <w:i w:val="0"/>
+          <w:color w:val="000000"/>
+          <w:sz w:val="24"/>
+          <w:rFonts w:ascii="Times New Roman" w:hAnsi="Times New Roman" w:cs="Times New Roman" w:eastAsia="Times New Roman"/>
+        </w:rPr>
+        <w:t>Judul Penelitian : [Tuliskan Judul Penelitian Lengkap Tanpa Singkatan]</w:t>
         <w:br/>
-        <w:t>Peneliti Utama  : [Nama Mahasiswa]</w:t>
+        <w:t>Peneliti Utama   : [Nama Lengkap Mahasiswa] / [NIM]</w:t>
         <w:br/>
-        <w:t>Institusi       : Fakultas Kedokteran [Nama Universitas]</w:t>
+        <w:t>Institusi        : Fakultas Kedokteran [Nama Universitas]</w:t>
         <w:br/>
         <w:br/>
-        <w:t>Bapak/Ibu/Saudara diundang untuk berpartisipasi dalam penelitian ini. Partisipasi bersifat SUKARELA tanpa paksaan.</w:t>
+        <w:t>Bapak/Ibu/Saudara diundang untuk berpartisipasi dalam penelitian ini secara sukarela tanpa ada unsur paksaan.</w:t>
         <w:br/>
         <w:br/>
-        <w:t>1. Tujuan Penelitian: Mengetahui hubungan/pengaruh antara [Variabel X] terhadap [Variabel Y] guna pengembangan terapi/pencegahan klinis.</w:t>
+        <w:t>1. Tujuan Penelitian: Mengetahui hubungan antara [Variabel Independen] dengan [Variabel Dependen] guna melengkapi bukti ilmiah dalam tatalaksana klinis.</w:t>
         <w:br/>
-        <w:t>2. Prosedur: Subjek akan menjalani wawancara kuesioner selama 15 menit dan/atau pengambilan sampel darah sebanyak 3 cc oleh analis kesehatan tersertifikasi.</w:t>
+        <w:t>2. Prosedur Penelitian: Subjek akan menjalani wawancara kuesioner selama ±15 menit dan/atau pengambilan sampel darah perifer sebanyak 3 cc oleh tenaga kesehatan tersertifikasi.</w:t>
         <w:br/>
-        <w:t>3. Risiko &amp; Ketidaknyamanan: Kemungkinan memar ringan pada area tusukan jarum yang akan hilang dalam 1-2 hari.</w:t>
+        <w:t>3. Manfaat Penelitian: Memberikan informasi profil kesehatan subjek dan berkontribusi pada pengembangan ilmu kedokteran.</w:t>
         <w:br/>
-        <w:t>4. Kerahasiaan: Seluruh identitas pribadi (Nama, NIK, No RM) akan dienkripsi dengan nomor kode unik dan tidak akan dipublikasikan secara terbuka.</w:t>
+        <w:t>4. Risiko dan Ketidaknyamanan: Rasa nyeri ringan atau hematoma minimal pada lokasi penusukan jarum yang bersifat sementara.</w:t>
         <w:br/>
-        <w:t>5. Hak Penarikan Diri: Subjek berhak mengundurkan diri sewaktu-waktu tanpa mempengaruhi hak pelayanan medis rutin di fasilitas kesehatan.</w:t>
+        <w:t>5. Jaminan Kerahasiaan: Identitas pribadi subjek dijamin kerahasiaannya dengan sistem pengkodean terenkripsi.</w:t>
+        <w:br/>
+        <w:t>6. Hak Penarikan Diri: Subjek berhak membatalkan keikutsertaan sewaktu-waktu tanpa dikenakan sanksi apapun.</w:t>
       </w:r>
     </w:p>
     <w:p>
       <w:pPr>
         <w:pStyle w:val="Heading1"/>
+        <w:spacing w:before="240" w:after="80"/>
       </w:pPr>
       <w:r>
+        <w:rPr>
+          <w:rFonts w:ascii="Times New Roman" w:hAnsi="Times New Roman"/>
+          <w:b/>
+          <w:i w:val="0"/>
+          <w:color w:val="000000"/>
+          <w:sz w:val="24"/>
+          <w:rFonts w:ascii="Times New Roman" w:hAnsi="Times New Roman" w:cs="Times New Roman" w:eastAsia="Times New Roman"/>
+        </w:rPr>
         <w:t>BAGIAN B: LEMBAR PERSETUJUAN (INFORMED CONSENT DEWASA)</w:t>
       </w:r>
     </w:p>
     <w:p>
+      <w:pPr>
+        <w:jc w:val="both"/>
+      </w:pPr>
       <w:r>
+        <w:rPr>
+          <w:rFonts w:ascii="Times New Roman" w:hAnsi="Times New Roman"/>
+          <w:b w:val="0"/>
+          <w:i w:val="0"/>
+          <w:color w:val="000000"/>
+          <w:sz w:val="24"/>
+          <w:rFonts w:ascii="Times New Roman" w:hAnsi="Times New Roman" w:cs="Times New Roman" w:eastAsia="Times New Roman"/>
+        </w:rPr>
         <w:t>Saya yang bertanda tangan di bawah ini:</w:t>
         <w:br/>
-        <w:t>Nama / Usia: .................................................... / ........... Tahun</w:t>
+        <w:t>Nama / Usia     : ................................................................ / ........... Tahun</w:t>
         <w:br/>
-        <w:t>Alamat / No HP: .........................................................................</w:t>
+        <w:t>Alamat / No. HP : ................................................................................................</w:t>
         <w:br/>
         <w:br/>
-        <w:t>Menyatakan bahwa saya telah membaca/dibacakan penjelasan di atas dan memahami sepenuhnya tujuan, manfaat, serta risiko penelitian. Saya secara sukarela BERSEDIA berpartisipasi sebagai responden penelitian ini.</w:t>
+        <w:t>Menyatakan telah membaca dan memahami seluruh penjelasan di atas, serta telah diberikan kesempatan mengajukan pertanyaan. Saya dengan sukarela BERSEDIA berpartisipasi sebagai responden penelitian ini.</w:t>
         <w:br/>
         <w:br/>
-        <w:t>Kota, ......................... 2026</w:t>
+        <w:t>Kota Penelitian, .................................... 2026</w:t>
         <w:br/>
         <w:br/>
-        <w:t>Yang Memberi Persetujuan,                                 Peneliti Utama,</w:t>
+        <w:t>Subjek Penelitian / Wali,                                  Peneliti Utama,</w:t>
         <w:br/>
         <w:br/>
         <w:br/>
-        <w:t>( ........................................ )                                 ( ........................................ )</w:t>
+        <w:br/>
+        <w:t>( ...................................................... )                    ( [Nama Mahasiswa] )</w:t>
       </w:r>
     </w:p>
     <w:p>
       <w:pPr>
         <w:pStyle w:val="Heading1"/>
+        <w:spacing w:before="240" w:after="80"/>
       </w:pPr>
       <w:r>
-        <w:t>BAGIAN C: LEMBAR PERSETUJUAN ANAK (ASSENT FORM USIA 7-17 TH)</w:t>
+        <w:rPr>
+          <w:rFonts w:ascii="Times New Roman" w:hAnsi="Times New Roman"/>
+          <w:b/>
+          <w:i w:val="0"/>
+          <w:color w:val="000000"/>
+          <w:sz w:val="24"/>
+          <w:rFonts w:ascii="Times New Roman" w:hAnsi="Times New Roman" w:cs="Times New Roman" w:eastAsia="Times New Roman"/>
+        </w:rPr>
+        <w:t>BAGIAN C: LEMBAR PERSETUJUAN SUBJEK ANAK (ASSENT FORM USIA 7–17 TAHUN)</w:t>
       </w:r>
     </w:p>
     <w:p>
+      <w:pPr>
+        <w:jc w:val="both"/>
+      </w:pPr>
       <w:r>
-        <w:t>Halo adik-adik! Kakak dokter sedang membuat penelitian tentang kesehatan adik. Kakak ingin bertanya beberapa hal tentang kebiasaan adik sehari-hari. Adik boleh memilih untuk ikut atau tidak ikut tanpa perlu takut dimarahi.</w:t>
+        <w:rPr>
+          <w:rFonts w:ascii="Times New Roman" w:hAnsi="Times New Roman"/>
+          <w:b w:val="0"/>
+          <w:i w:val="0"/>
+          <w:color w:val="000000"/>
+          <w:sz w:val="24"/>
+          <w:rFonts w:ascii="Times New Roman" w:hAnsi="Times New Roman" w:cs="Times New Roman" w:eastAsia="Times New Roman"/>
+        </w:rPr>
+        <w:t>Halo adik-adik. Kakak dokter sedang melakukan penelitian tentang kesehatan. Kakak ingin meminta bantuan adik untuk menjawab beberapa pertanyaan sederhana. Adik boleh memilih untuk ikut atau tidak ikut, dan hal ini tidak akan mempengaruhi pemeriksaan dokter kepada adik.</w:t>
         <w:br/>
         <w:br/>
-        <w:t>Apakah adik setuju membantu kakak?</w:t>
+        <w:t>Apakah adik bersedia membantu penelitian kakak dokter?</w:t>
         <w:br/>
-        <w:t>[  ] YA, SAYA SETUJU                      [  ] TIDAK SETUJU</w:t>
+        <w:t>[   ] YA, SAYA BERSEDIA                              [   ] TIDAK BERSEDIA</w:t>
         <w:br/>
         <w:br/>
-        <w:t>Nama Anak: .......................................   Tanda Tangan/Cap Jempol: ....................</w:t>
+        <w:t>Nama Anak : .......................................................   Tanda Tangan/Cap Jempol: .....................................</w:t>
       </w:r>
     </w:p>
     <w:sectPr>
-      <w:pgSz w:w="12240" w:h="15840"/>
-      <w:pgMar w:top="1440" w:right="1440" w:bottom="1440" w:left="1440" w:header="720" w:footer="720" w:gutter="0"/>
+      <w:pgSz w:w="11906" w:h="16838"/>
+      <w:pgMar w:top="2268" w:right="1701" w:bottom="1701" w:left="2268" w:header="720" w:footer="720" w:gutter="0"/>
       <w:cols w:space="720"/>
       <w:docGrid w:linePitch="360"/>
     </w:sectPr>
@@ -486,6 +548,14 @@
     <w:name w:val="Normal"/>
     <w:qFormat/>
     <w:rsid w:val="00FC693F"/>
+    <w:pPr>
+      <w:spacing w:line="276" w:lineRule="auto" w:after="80"/>
+    </w:pPr>
+    <w:rPr>
+      <w:rFonts w:ascii="Times New Roman" w:hAnsi="Times New Roman"/>
+      <w:color w:val="000000"/>
+      <w:sz w:val="24"/>
+    </w:rPr>
   </w:style>
   <w:style w:type="paragraph" w:styleId="Header">
     <w:name w:val="header"/>
